--- a/prompt-coach/research/live-tests/fixtures/grc_walkthrough.docx
+++ b/prompt-coach/research/live-tests/fixtures/grc_walkthrough.docx
@@ -25,6 +25,11 @@
         <w:t xml:space="preserve">Treasury releases the payment run each Thursday.</w:t>
       </w:r>
     </w:p>
+    <w:p>
+      <w:r>
+        <w:t xml:space="preserve">The same AP clerk also updates vendor bank details when a vendor sends a change request.</w:t>
+      </w:r>
+    </w:p>
   </w:body>
 </w:document>
 </file>
